--- a/site/docs/localtranscript-data-processing-en.docx
+++ b/site/docs/localtranscript-data-processing-en.docx
@@ -344,7 +344,19 @@
         <w:t xml:space="preserve"> </w:t>
       </w:r>
       <w:r>
-        <w:t xml:space="preserve">application package; nothing is downloaded on first launch.</w:t>
+        <w:t xml:space="preserve">application package; nothing is downloaded on first launch. A user</w:t>
+      </w:r>
+      <w:r>
+        <w:t xml:space="preserve"> </w:t>
+      </w:r>
+      <w:r>
+        <w:t xml:space="preserve">can add whisper.cpp models only by hand, into the library's</w:t>
+      </w:r>
+      <w:r>
+        <w:t xml:space="preserve"> </w:t>
+      </w:r>
+      <w:r>
+        <w:t xml:space="preserve">“Modelle” folder — the application never downloads.</w:t>
       </w:r>
     </w:p>
     <w:p>

--- a/site/docs/localtranscript-data-processing-en.docx
+++ b/site/docs/localtranscript-data-processing-en.docx
@@ -28,7 +28,7 @@
         <w:t xml:space="preserve"> </w:t>
       </w:r>
       <w:r>
-        <w:t xml:space="preserve">management plan. As of 10 September 2026, LocalTranscript 2.2.0. Items</w:t>
+        <w:t xml:space="preserve">management plan. As of 11 September 2026, LocalTranscript 2.3.0. Items</w:t>
       </w:r>
       <w:r>
         <w:t xml:space="preserve"> </w:t>
@@ -108,7 +108,7 @@
         <w:rPr>
           <w:rStyle w:val="VerbatimChar"/>
         </w:rPr>
-        <w:t xml:space="preserve">[2.2.0]</w:t>
+        <w:t xml:space="preserve">[2.3.0]</w:t>
       </w:r>
       <w:r>
         <w:t xml:space="preserve">. Free software under</w:t>

--- a/site/docs/localtranscript-data-processing-en.docx
+++ b/site/docs/localtranscript-data-processing-en.docx
@@ -558,7 +558,46 @@
         <w:t xml:space="preserve"> </w:t>
       </w:r>
       <w:r>
-        <w:t xml:space="preserve">Passing them on is passing on the recording.</w:t>
+        <w:t xml:space="preserve">Passing them on is passing on the recording. An enrich dossier also</w:t>
+      </w:r>
+      <w:r>
+        <w:t xml:space="preserve"> </w:t>
+      </w:r>
+      <w:r>
+        <w:t xml:space="preserve">contains the change journal with the optional e-mail address entered</w:t>
+      </w:r>
+      <w:r>
+        <w:t xml:space="preserve"> </w:t>
+      </w:r>
+      <w:r>
+        <w:t xml:space="preserve">in Settings and, if the transcript is linked to Zotero, the adopted</w:t>
+      </w:r>
+      <w:r>
+        <w:t xml:space="preserve"> </w:t>
+      </w:r>
+      <w:r>
+        <w:t xml:space="preserve">metadata (title, date, people by the chosen roles, citation key).</w:t>
+      </w:r>
+      <w:r>
+        <w:t xml:space="preserve"> </w:t>
+      </w:r>
+      <w:r>
+        <w:t xml:space="preserve">With Zotero consent the application reads the local</w:t>
+      </w:r>
+      <w:r>
+        <w:t xml:space="preserve"> </w:t>
+      </w:r>
+      <w:r>
+        <w:rPr>
+          <w:rStyle w:val="VerbatimChar"/>
+        </w:rPr>
+        <w:t xml:space="preserve">zotero.sqlite</w:t>
+      </w:r>
+      <w:r>
+        <w:t xml:space="preserve"> </w:t>
+      </w:r>
+      <w:r>
+        <w:t xml:space="preserve">read-only and only on request.</w:t>
       </w:r>
     </w:p>
     <w:bookmarkEnd w:id="13"/>

--- a/site/docs/localtranscript-data-processing-en.docx
+++ b/site/docs/localtranscript-data-processing-en.docx
@@ -597,7 +597,31 @@
         <w:t xml:space="preserve"> </w:t>
       </w:r>
       <w:r>
-        <w:t xml:space="preserve">read-only and only on request.</w:t>
+        <w:t xml:space="preserve">read-only and only on request. For a video recording the video file</w:t>
+      </w:r>
+      <w:r>
+        <w:t xml:space="preserve"> </w:t>
+      </w:r>
+      <w:r>
+        <w:t xml:space="preserve">is stored unchanged in the transcript's folder (faces are personal</w:t>
+      </w:r>
+      <w:r>
+        <w:t xml:space="preserve"> </w:t>
+      </w:r>
+      <w:r>
+        <w:t xml:space="preserve">and, where identifiable, biometric data); the enrich export carries</w:t>
+      </w:r>
+      <w:r>
+        <w:t xml:space="preserve"> </w:t>
+      </w:r>
+      <w:r>
+        <w:t xml:space="preserve">the sound only, the REFI-QDA export the video only when chosen</w:t>
+      </w:r>
+      <w:r>
+        <w:t xml:space="preserve"> </w:t>
+      </w:r>
+      <w:r>
+        <w:t xml:space="preserve">explicitly.</w:t>
       </w:r>
     </w:p>
     <w:bookmarkEnd w:id="13"/>

--- a/site/docs/localtranscript-data-processing-en.docx
+++ b/site/docs/localtranscript-data-processing-en.docx
@@ -28,7 +28,7 @@
         <w:t xml:space="preserve"> </w:t>
       </w:r>
       <w:r>
-        <w:t xml:space="preserve">management plan. As of 11 September 2026, LocalTranscript 2.3.0. Items</w:t>
+        <w:t xml:space="preserve">management plan. As of 11 September 2026, LocalTranscript 2.4.0. Items</w:t>
       </w:r>
       <w:r>
         <w:t xml:space="preserve"> </w:t>
@@ -108,7 +108,7 @@
         <w:rPr>
           <w:rStyle w:val="VerbatimChar"/>
         </w:rPr>
-        <w:t xml:space="preserve">[2.3.0]</w:t>
+        <w:t xml:space="preserve">[2.4.0]</w:t>
       </w:r>
       <w:r>
         <w:t xml:space="preserve">. Free software under</w:t>

--- a/site/docs/localtranscript-data-processing-en.docx
+++ b/site/docs/localtranscript-data-processing-en.docx
@@ -292,13 +292,25 @@
         <w:t xml:space="preserve"> </w:t>
       </w:r>
       <w:r>
-        <w:t xml:space="preserve">The audio file is read from the local file system of the</w:t>
-      </w:r>
-      <w:r>
-        <w:t xml:space="preserve"> </w:t>
-      </w:r>
-      <w:r>
-        <w:t xml:space="preserve">device (MP3, WAV, M4A, OGG, FLAC).</w:t>
+        <w:t xml:space="preserve">The audio or video file is read from the local file</w:t>
+      </w:r>
+      <w:r>
+        <w:t xml:space="preserve"> </w:t>
+      </w:r>
+      <w:r>
+        <w:t xml:space="preserve">system of the device (audio: MP3, WAV, M4A, OGG, FLAC; video: MP4,</w:t>
+      </w:r>
+      <w:r>
+        <w:t xml:space="preserve"> </w:t>
+      </w:r>
+      <w:r>
+        <w:t xml:space="preserve">MOV, M4V with H.264/HEVC — from video only the sound track is read,</w:t>
+      </w:r>
+      <w:r>
+        <w:t xml:space="preserve"> </w:t>
+      </w:r>
+      <w:r>
+        <w:t xml:space="preserve">the video is never transcoded).</w:t>
       </w:r>
     </w:p>
     <w:p>
@@ -405,7 +417,13 @@
         <w:t xml:space="preserve"> </w:t>
       </w:r>
       <w:r>
-        <w:t xml:space="preserve">the audio, the canonical transcript file (JSON), history snapshots</w:t>
+        <w:t xml:space="preserve">the audio (for video: the sound track as MP3 and the unchanged video</w:t>
+      </w:r>
+      <w:r>
+        <w:t xml:space="preserve"> </w:t>
+      </w:r>
+      <w:r>
+        <w:t xml:space="preserve">file), the canonical transcript file (JSON), history snapshots</w:t>
       </w:r>
       <w:r>
         <w:t xml:space="preserve"> </w:t>

--- a/site/docs/localtranscript-data-processing-en.docx
+++ b/site/docs/localtranscript-data-processing-en.docx
@@ -28,7 +28,7 @@
         <w:t xml:space="preserve"> </w:t>
       </w:r>
       <w:r>
-        <w:t xml:space="preserve">management plan. As of 11 September 2026, LocalTranscript 2.4.0. Items</w:t>
+        <w:t xml:space="preserve">management plan. As of 11 September 2026, LocalTranscript 2.4.1. Items</w:t>
       </w:r>
       <w:r>
         <w:t xml:space="preserve"> </w:t>
@@ -108,7 +108,7 @@
         <w:rPr>
           <w:rStyle w:val="VerbatimChar"/>
         </w:rPr>
-        <w:t xml:space="preserve">[2.4.0]</w:t>
+        <w:t xml:space="preserve">[2.4.1]</w:t>
       </w:r>
       <w:r>
         <w:t xml:space="preserve">. Free software under</w:t>

--- a/site/docs/localtranscript-data-processing-en.docx
+++ b/site/docs/localtranscript-data-processing-en.docx
@@ -28,7 +28,7 @@
         <w:t xml:space="preserve"> </w:t>
       </w:r>
       <w:r>
-        <w:t xml:space="preserve">management plan. As of 11 September 2026, LocalTranscript 2.4.1. Items</w:t>
+        <w:t xml:space="preserve">management plan. As of 11 September 2026, LocalTranscript 2.4.2. Items</w:t>
       </w:r>
       <w:r>
         <w:t xml:space="preserve"> </w:t>
@@ -108,7 +108,7 @@
         <w:rPr>
           <w:rStyle w:val="VerbatimChar"/>
         </w:rPr>
-        <w:t xml:space="preserve">[2.4.1]</w:t>
+        <w:t xml:space="preserve">[2.4.2]</w:t>
       </w:r>
       <w:r>
         <w:t xml:space="preserve">. Free software under</w:t>

--- a/site/docs/localtranscript-data-processing-en.docx
+++ b/site/docs/localtranscript-data-processing-en.docx
@@ -28,7 +28,7 @@
         <w:t xml:space="preserve"> </w:t>
       </w:r>
       <w:r>
-        <w:t xml:space="preserve">management plan. As of 11 September 2026, LocalTranscript 2.4.2. Items</w:t>
+        <w:t xml:space="preserve">management plan. As of 11 September 2026, LocalTranscript 2.4.3. Items</w:t>
       </w:r>
       <w:r>
         <w:t xml:space="preserve"> </w:t>
@@ -108,7 +108,7 @@
         <w:rPr>
           <w:rStyle w:val="VerbatimChar"/>
         </w:rPr>
-        <w:t xml:space="preserve">[2.4.2]</w:t>
+        <w:t xml:space="preserve">[2.4.3]</w:t>
       </w:r>
       <w:r>
         <w:t xml:space="preserve">. Free software under</w:t>

--- a/site/docs/localtranscript-data-processing-en.docx
+++ b/site/docs/localtranscript-data-processing-en.docx
@@ -28,7 +28,7 @@
         <w:t xml:space="preserve"> </w:t>
       </w:r>
       <w:r>
-        <w:t xml:space="preserve">management plan. As of 11 September 2026, LocalTranscript 2.4.3. Items</w:t>
+        <w:t xml:space="preserve">management plan. As of 13 September 2026, LocalTranscript 2.5.0. Items</w:t>
       </w:r>
       <w:r>
         <w:t xml:space="preserve"> </w:t>
@@ -108,7 +108,7 @@
         <w:rPr>
           <w:rStyle w:val="VerbatimChar"/>
         </w:rPr>
-        <w:t xml:space="preserve">[2.4.3]</w:t>
+        <w:t xml:space="preserve">[2.5.0]</w:t>
       </w:r>
       <w:r>
         <w:t xml:space="preserve">. Free software under</w:t>
@@ -338,13 +338,7 @@
         <w:t xml:space="preserve"> </w:t>
       </w:r>
       <w:r>
-        <w:t xml:space="preserve">large-v3-turbo) and speaker separation (silero-vad, SpeechBrain</w:t>
-      </w:r>
-      <w:r>
-        <w:t xml:space="preserve"> </w:t>
-      </w:r>
-      <w:r>
-        <w:t xml:space="preserve">ECAPA) run inside the application's process on the device's</w:t>
+        <w:t xml:space="preserve">large-v3-turbo) and speaker separation (silero-vad, pyannote community-1) run inside the application's process on the device's</w:t>
       </w:r>
       <w:r>
         <w:t xml:space="preserve"> </w:t>

--- a/site/docs/localtranscript-data-processing-en.docx
+++ b/site/docs/localtranscript-data-processing-en.docx
@@ -1100,7 +1100,19 @@
         <w:t xml:space="preserve">site/docs</w:t>
       </w:r>
       <w:r>
-        <w:t xml:space="preserve">). It may be used and adapted freely.</w:t>
+        <w:t xml:space="preserve">). It is licensed CC BY 4.0: use and adapt it</w:t>
+      </w:r>
+      <w:r>
+        <w:t xml:space="preserve"> </w:t>
+      </w:r>
+      <w:r>
+        <w:t xml:space="preserve">freely, commercially too, as long as B/IAS is credited and changes are</w:t>
+      </w:r>
+      <w:r>
+        <w:t xml:space="preserve"> </w:t>
+      </w:r>
+      <w:r>
+        <w:t xml:space="preserve">marked.</w:t>
       </w:r>
     </w:p>
     <w:bookmarkEnd w:id="19"/>

--- a/site/docs/localtranscript-data-processing-en.docx
+++ b/site/docs/localtranscript-data-processing-en.docx
@@ -133,7 +133,7 @@
           <w:rPr>
             <w:rStyle w:val="Hyperlink"/>
           </w:rPr>
-          <w:t xml:space="preserve">https://github.com/BenPohlBasel/LocalTranscript</w:t>
+          <w:t xml:space="preserve">https://github.com/bias-city/LocalTranscript</w:t>
         </w:r>
       </w:hyperlink>
       <w:r>
@@ -1081,7 +1081,7 @@
           <w:rPr>
             <w:rStyle w:val="Hyperlink"/>
           </w:rPr>
-          <w:t xml:space="preserve">https://github.com/BenPohlBasel/LocalTranscript</w:t>
+          <w:t xml:space="preserve">https://github.com/bias-city/LocalTranscript</w:t>
         </w:r>
       </w:hyperlink>
       <w:r>
